--- a/livrables/lecons/placement-financier/2026-08-22_lecon-placement-financier_11_epargne-salariale-pee-pereco-interessement-abondement.docx
+++ b/livrables/lecons/placement-financier/2026-08-22_lecon-placement-financier_11_epargne-salariale-pee-pereco-interessement-abondement.docx
@@ -4137,6 +4137,17 @@
           <w:szCs w:val="22"/>
         </w:rPr>
         <w:t xml:space="preserve">Nous quitterons les dispositifs fiscaux français pour explorer une classe d'actifs spécifique : les obligations (titres de créance émis par des États ou des entreprises). Vous comprendrez comment fonctionne un marché obligataire, pourquoi les taux d'intérêt et les prix des obligations évoluent en sens inverse, et comment les fonds obligataires permettent d'y accéder sans acheter des titres en direct.</w:t>
+      </w:r>
+      <w:r>
+        <w:rPr>
+          <w:rFonts w:ascii="Times New Roman" w:cs="Times New Roman" w:eastAsia="Times New Roman" w:hAnsi="Times New Roman"/>
+          <w:i/>
+          <w:iCs/>
+          <w:color w:val="6B7280"/>
+          <w:sz w:val="20"/>
+          <w:szCs w:val="20"/>
+        </w:rPr>
+        <w:t xml:space="preserve"> Thèmes annoncés : obligations, fonds obligataires, marché obligataire, taux d'intérêt, prix des obligations. [Ajouté le 26/09/2026 : cette ligne nomme, dans les termes de cette section même, ce que la leçon suivante devra traiter ou déclarer non traité. Elle est la condition du contrôle de continuité ajouté ce jour au prompt : sans elle, la leçon suivante ne peut pas être contrôlée sur ce qu'on lui a promis — c'est ce qui est arrivé entre la n°15 et la n°16.]</w:t>
       </w:r>
     </w:p>
     <w:p>
